--- a/复习资料/02_考题速查与纠错.docx
+++ b/复习资料/02_考题速查与纠错.docx
@@ -13,6 +13,219 @@
     <w:p>
       <w:r>
         <w:t>使用方法：先按题目判断“连续/离散、输入、系统、初值、输出”，再查模板。这里是理解和练习用资料；考试能否携带需按今年规定。</w:t>
+      </w:r>
+    </w:p>
+    <w:p>
+      <w:pPr>
+        <w:pStyle w:val="Heading1"/>
+      </w:pPr>
+      <w:r>
+        <w:t>做题前先把信号与系统题翻译成四句话</w:t>
+      </w:r>
+    </w:p>
+    <w:p>
+      <w:pPr>
+        <w:ind w:left="259" w:hanging="259"/>
+      </w:pPr>
+      <w:r>
+        <w:t xml:space="preserve">1. </w:t>
+      </w:r>
+      <w:r>
+        <w:rPr>
+          <w:b/>
+        </w:rPr>
+        <w:t>信号是什么？</w:t>
+      </w:r>
+      <w:r>
+        <w:t xml:space="preserve"> 找出输入 </w:t>
+      </w:r>
+      <w:r>
+        <w:rPr>
+          <w:rFonts w:ascii="Consolas" w:hAnsi="Consolas"/>
+          <w:sz w:val="20"/>
+          <w:rFonts w:ascii="Consolas" w:hAnsi="Consolas" w:eastAsia="Microsoft YaHei"/>
+        </w:rPr>
+        <w:t>x</w:t>
+      </w:r>
+      <w:r>
+        <w:t xml:space="preserve"> 的公式、取值范围和时间轴。连续题常写 </w:t>
+      </w:r>
+      <w:r>
+        <w:rPr>
+          <w:rFonts w:ascii="Consolas" w:hAnsi="Consolas"/>
+          <w:sz w:val="20"/>
+          <w:rFonts w:ascii="Consolas" w:hAnsi="Consolas" w:eastAsia="Microsoft YaHei"/>
+        </w:rPr>
+        <w:t>x(t)</w:t>
+      </w:r>
+      <w:r>
+        <w:t xml:space="preserve">，离散题常写 </w:t>
+      </w:r>
+      <w:r>
+        <w:rPr>
+          <w:rFonts w:ascii="Consolas" w:hAnsi="Consolas"/>
+          <w:sz w:val="20"/>
+          <w:rFonts w:ascii="Consolas" w:hAnsi="Consolas" w:eastAsia="Microsoft YaHei"/>
+        </w:rPr>
+        <w:t>x(n)</w:t>
+      </w:r>
+      <w:r>
+        <w:t xml:space="preserve"> 或 </w:t>
+      </w:r>
+      <w:r>
+        <w:rPr>
+          <w:rFonts w:ascii="Consolas" w:hAnsi="Consolas"/>
+          <w:sz w:val="20"/>
+          <w:rFonts w:ascii="Consolas" w:hAnsi="Consolas" w:eastAsia="Microsoft YaHei"/>
+        </w:rPr>
+        <w:t>x[n]</w:t>
+      </w:r>
+      <w:r>
+        <w:t xml:space="preserve">。若给采样率 </w:t>
+      </w:r>
+      <w:r>
+        <w:rPr>
+          <w:rFonts w:ascii="Consolas" w:hAnsi="Consolas"/>
+          <w:sz w:val="20"/>
+          <w:rFonts w:ascii="Consolas" w:hAnsi="Consolas" w:eastAsia="Microsoft YaHei"/>
+        </w:rPr>
+        <w:t>fs</w:t>
+      </w:r>
+      <w:r>
+        <w:t xml:space="preserve">，相邻时间点间隔为 </w:t>
+      </w:r>
+      <w:r>
+        <w:rPr>
+          <w:rFonts w:ascii="Consolas" w:hAnsi="Consolas"/>
+          <w:sz w:val="20"/>
+          <w:rFonts w:ascii="Consolas" w:hAnsi="Consolas" w:eastAsia="Microsoft YaHei"/>
+        </w:rPr>
+        <w:t>1/fs</w:t>
+      </w:r>
+      <w:r>
+        <w:t>。</w:t>
+      </w:r>
+    </w:p>
+    <w:p>
+      <w:pPr>
+        <w:ind w:left="259" w:hanging="259"/>
+      </w:pPr>
+      <w:r>
+        <w:t xml:space="preserve">2. </w:t>
+      </w:r>
+      <w:r>
+        <w:rPr>
+          <w:b/>
+        </w:rPr>
+        <w:t>系统是什么？</w:t>
+      </w:r>
+      <w:r>
+        <w:t xml:space="preserve"> 微分方程、差分方程、传递函数、零极点或框图都在描述“输入如何变成输出”。连续方程里的导数对应连续系统；离散方程里的 </w:t>
+      </w:r>
+      <w:r>
+        <w:rPr>
+          <w:rFonts w:ascii="Consolas" w:hAnsi="Consolas"/>
+          <w:sz w:val="20"/>
+          <w:rFonts w:ascii="Consolas" w:hAnsi="Consolas" w:eastAsia="Microsoft YaHei"/>
+        </w:rPr>
+        <w:t>y(n-1)</w:t>
+      </w:r>
+      <w:r>
+        <w:t xml:space="preserve"> 表示前一个样点的输出。</w:t>
+      </w:r>
+    </w:p>
+    <w:p>
+      <w:pPr>
+        <w:ind w:left="259" w:hanging="259"/>
+      </w:pPr>
+      <w:r>
+        <w:t xml:space="preserve">3. </w:t>
+      </w:r>
+      <w:r>
+        <w:rPr>
+          <w:b/>
+        </w:rPr>
+        <w:t>初始条件是什么？</w:t>
+      </w:r>
+      <w:r>
+        <w:t xml:space="preserve"> “零初始状态”或“零状态响应”表示系统开始时没有历史储能；“零输入响应”表示外部输入设为 0，只看系统原有状态怎样演化。不要把它们混为一谈。</w:t>
+      </w:r>
+    </w:p>
+    <w:p>
+      <w:pPr>
+        <w:ind w:left="259" w:hanging="259"/>
+      </w:pPr>
+      <w:r>
+        <w:t xml:space="preserve">4. </w:t>
+      </w:r>
+      <w:r>
+        <w:rPr>
+          <w:b/>
+        </w:rPr>
+        <w:t>题目要什么？</w:t>
+      </w:r>
+      <w:r>
+        <w:t xml:space="preserve"> 可能要求输出波形、冲激响应、阶跃响应、频率响应或稳定性。它们是不同的问题：冲激/单位样值响应是给特殊输入后的输出；频率响应是系统对不同频率的放大和相位变化。</w:t>
+      </w:r>
+    </w:p>
+    <w:p>
+      <w:r>
+        <w:t xml:space="preserve">通常解题顺序是：写时间轴或样点序号 → 生成输入 </w:t>
+      </w:r>
+      <w:r>
+        <w:rPr>
+          <w:rFonts w:ascii="Consolas" w:hAnsi="Consolas"/>
+          <w:sz w:val="20"/>
+          <w:rFonts w:ascii="Consolas" w:hAnsi="Consolas" w:eastAsia="Microsoft YaHei"/>
+        </w:rPr>
+        <w:t>x</w:t>
+      </w:r>
+      <w:r>
+        <w:t xml:space="preserve"> → 写系统系数 </w:t>
+      </w:r>
+      <w:r>
+        <w:rPr>
+          <w:rFonts w:ascii="Consolas" w:hAnsi="Consolas"/>
+          <w:sz w:val="20"/>
+          <w:rFonts w:ascii="Consolas" w:hAnsi="Consolas" w:eastAsia="Microsoft YaHei"/>
+        </w:rPr>
+        <w:t>b,a</w:t>
+      </w:r>
+      <w:r>
+        <w:t xml:space="preserve"> 或 </w:t>
+      </w:r>
+      <w:r>
+        <w:rPr>
+          <w:rFonts w:ascii="Consolas" w:hAnsi="Consolas"/>
+          <w:sz w:val="20"/>
+          <w:rFonts w:ascii="Consolas" w:hAnsi="Consolas" w:eastAsia="Microsoft YaHei"/>
+        </w:rPr>
+        <w:t>sys</w:t>
+      </w:r>
+      <w:r>
+        <w:t xml:space="preserve"> → 求输出或系统特性 → 画图 → 检查长度、初值和单位。题目中的 </w:t>
+      </w:r>
+      <w:r>
+        <w:rPr>
+          <w:rFonts w:ascii="Consolas" w:hAnsi="Consolas"/>
+          <w:sz w:val="20"/>
+          <w:rFonts w:ascii="Consolas" w:hAnsi="Consolas" w:eastAsia="Microsoft YaHei"/>
+        </w:rPr>
+        <w:t>x</w:t>
+      </w:r>
+      <w:r>
+        <w:t>、</w:t>
+      </w:r>
+      <w:r>
+        <w:rPr>
+          <w:rFonts w:ascii="Consolas" w:hAnsi="Consolas"/>
+          <w:sz w:val="20"/>
+          <w:rFonts w:ascii="Consolas" w:hAnsi="Consolas" w:eastAsia="Microsoft YaHei"/>
+        </w:rPr>
+        <w:t>y</w:t>
+      </w:r>
+      <w:r>
+        <w:t xml:space="preserve"> 只是常用符号，关键是始终写清谁是输入、谁是输出。</w:t>
       </w:r>
     </w:p>
     <w:p>
@@ -4014,7 +4227,7 @@
     <w:rsid w:val="00FC693F"/>
     <w:pPr>
       <w:widowControl/>
-      <w:spacing w:after="120" w:line="283" w:lineRule="auto"/>
+      <w:spacing w:after="80" w:line="269" w:lineRule="auto"/>
     </w:pPr>
     <w:rPr>
       <w:rFonts w:ascii="Calibri" w:hAnsi="Calibri" w:eastAsia="Microsoft YaHei" w:cs="Calibri"/>
